--- a/20260912_Method_2039.docx
+++ b/20260912_Method_2039.docx
@@ -4,7 +4,7 @@
   <w:body>
     <w:p>
       <w:r>
-        <w:t>Longitudinal 6-minute walk test (6MWT) recovery was summarized for the full cohort and stratified by post-acute care (PAC) length-of-stay groups (≤21, 22–42, and &gt;42 days) and completion status, using milestone-defined recovery profiles (Never, T1, T2, T3, T4). Descriptive trajectory metrics were reported as mean (median) [interquartile range] with 95% confidence intervals for initial 6MWT and phase-specific changes. For modeling, the discharge 6MWT distance (continuous endpoint) was estimated in a two-part framework: bootstrap LASSO was used for predictor selection and coefficient stability, then inverse probability of completion weighting (IPCW) was applied in outcome modeling to reduce bias from differential program completion, with performance summarized by cross-validated/weighted out-of-fold R² and mean absolute error. Initial gait speed at admission was imputed as 0 m/s for patients unable to walk at baseline and retained as Gait_Speed_1_Imputed in candidate feature sets. Binary discharge walking status (6MWT&gt;0) was modeled separately from continuous distance prediction, and sensitivity analyses used pre-specified scenario bounds for PAC non-completers: a best-case scenario assuming all non-completers could walk at discharge (6MWT&gt;0) and a worst-case scenario assuming all non-completers could not walk (6MWT=0).</w:t>
+        <w:t>For publication-facing tables, retained models were reframed as statistically comparable rather than definitively rank ordered. The clinically parsimonious presentation now leads with BEDSIDE (4 variables) and AIMS (12 variables), while the original point-estimate ordering is preserved only as a supplementary reference. Continuous-model calibration was added by refitting the retained IPCW-weighted Ridge models with the original 5-fold out-of-fold procedure among completers, then estimating calibration intercept and slope from weighted linear recalibration of observed 6MWT4 on out-of-fold predictions. Decile-based calibration plots were generated for each retained model. To address overfitting concerns, we report outcome observations per variable together with stable-predictor frequency bands and model-unique stable predictors for the larger COMPASS and CASCADE models. Clinical interpretability was strengthened by benchmarking weighted out-of-fold MAE against previously used stroke-relevant 6MWT MCID anchors (20.0 m and 34.4 m) and by adding correlation/VIF diagnostics for BBS1, Gait_Speed_1, Age, and FuglUE1. No temporally or geographically distinct external validation cohort was available, so the revised documents now state explicitly that internal cross-validation and weighted out-of-fold estimates do not substitute for external validation before final model selection.</w:t>
       </w:r>
     </w:p>
     <w:sectPr>

--- a/20260912_Method_2039.docx
+++ b/20260912_Method_2039.docx
@@ -4,7 +4,7 @@
   <w:body>
     <w:p>
       <w:r>
-        <w:t>For publication-facing tables, retained models were reframed as statistically comparable rather than definitively rank ordered. The clinically parsimonious presentation now leads with BEDSIDE (4 variables) and AIMS (12 variables), while the original point-estimate ordering is preserved only as a supplementary reference. Continuous-model calibration was added by refitting the retained IPCW-weighted Ridge models with the original 5-fold out-of-fold procedure among completers, then estimating calibration intercept and slope from weighted linear recalibration of observed 6MWT4 on out-of-fold predictions. Decile-based calibration plots were generated for each retained model. To address overfitting concerns, we report outcome observations per variable together with stable-predictor frequency bands and model-unique stable predictors for the larger COMPASS and CASCADE models. Clinical interpretability was strengthened by benchmarking weighted out-of-fold MAE against previously used stroke-relevant 6MWT MCID anchors (20.0 m and 34.4 m) and by adding correlation/VIF diagnostics for BBS1, Gait_Speed_1, Age, and FuglUE1. No temporally or geographically distinct external validation cohort was available, so the revised documents now state explicitly that internal cross-validation and weighted out-of-fold estimates do not substitute for external validation before final model selection.</w:t>
+        <w:t>For publication-facing tables, retained models were reframed as statistically comparable rather than definitively rank ordered. The clinically parsimonious presentation now leads with BEDSIDE (4 variables) and AIMS (12 variables), while the original point-estimate ordering is preserved only as a supplementary reference. Continuous-model calibration was added by reusing the original Part 1 out-of-fold 6MWT4 predictions already stored for each retained LASSO model, then estimating calibration intercept and slope from mean-centered linear recalibration of observed 6MWT4 on those out-of-fold predictions. Decile-based calibration plots were generated for each retained model. To address overfitting concerns, we report outcome observations per variable together with stable-predictor frequency bands and model-unique stable predictors for the larger COMPASS and CASCADE models. Clinical interpretability was strengthened by benchmarking weighted out-of-fold MAE against previously used stroke-relevant 6MWT MCID anchors (20.0 m and 34.4 m) and by adding correlation/VIF diagnostics for BBS1, Gait_Speed_1, Age, and FuglUE1. No temporally or geographically distinct external validation cohort was available, so the revised documents now state explicitly that internal cross-validation and weighted out-of-fold estimates do not substitute for external validation before final model selection.</w:t>
       </w:r>
     </w:p>
     <w:sectPr>
